--- a/docs/VPSim_Project_Map.docx
+++ b/docs/VPSim_Project_Map.docx
@@ -4570,9 +4570,9 @@
         </w:tblBorders>
       </w:tblPr>
       <w:tblGrid>
-        <w:gridCol w:w="3255"/>
-        <w:gridCol w:w="1220"/>
-        <w:gridCol w:w="4885"/>
+        <w:gridCol w:w="2316"/>
+        <w:gridCol w:w="964"/>
+        <w:gridCol w:w="6080"/>
       </w:tblGrid>
       <w:tr>
         <w:trPr>
@@ -4580,7 +4580,7 @@
         </w:trPr>
         <w:tc>
           <w:tcPr>
-            <w:tcW w:type="dxa" w:w="3255"/>
+            <w:tcW w:type="dxa" w:w="2316"/>
             <w:shd w:fill="13272F" w:val="clear"/>
             <w:tcMar>
               <w:top w:type="dxa" w:w="70"/>
@@ -4607,7 +4607,7 @@
         </w:tc>
         <w:tc>
           <w:tcPr>
-            <w:tcW w:type="dxa" w:w="1220"/>
+            <w:tcW w:type="dxa" w:w="964"/>
             <w:shd w:fill="13272F" w:val="clear"/>
             <w:tcMar>
               <w:top w:type="dxa" w:w="70"/>
@@ -4634,7 +4634,7 @@
         </w:tc>
         <w:tc>
           <w:tcPr>
-            <w:tcW w:type="dxa" w:w="4885"/>
+            <w:tcW w:type="dxa" w:w="6080"/>
             <w:shd w:fill="13272F" w:val="clear"/>
             <w:tcMar>
               <w:top w:type="dxa" w:w="70"/>
@@ -4666,7 +4666,7 @@
         </w:trPr>
         <w:tc>
           <w:tcPr>
-            <w:tcW w:type="dxa" w:w="3255"/>
+            <w:tcW w:type="dxa" w:w="2316"/>
             <w:shd w:fill="FFFFFF" w:val="clear"/>
             <w:tcMar>
               <w:top w:type="dxa" w:w="70"/>
@@ -4691,7 +4691,7 @@
         </w:tc>
         <w:tc>
           <w:tcPr>
-            <w:tcW w:type="dxa" w:w="1220"/>
+            <w:tcW w:type="dxa" w:w="964"/>
             <w:shd w:fill="FFFFFF" w:val="clear"/>
             <w:tcMar>
               <w:top w:type="dxa" w:w="70"/>
@@ -4716,7 +4716,7 @@
         </w:tc>
         <w:tc>
           <w:tcPr>
-            <w:tcW w:type="dxa" w:w="4885"/>
+            <w:tcW w:type="dxa" w:w="6080"/>
             <w:shd w:fill="FFFFFF" w:val="clear"/>
             <w:tcMar>
               <w:top w:type="dxa" w:w="70"/>
@@ -4735,16 +4735,7 @@
                 <w:sz w:val="17"/>
                 <w:szCs w:val="17"/>
               </w:rPr>
-              <w:t xml:space="preserve">superseded by </w:t>
-            </w:r>
-            <w:r>
-              <w:rPr>
-                <w:rFonts w:ascii="Consolas" w:cs="Consolas" w:eastAsia="Consolas" w:hAnsi="Consolas"/>
-                <w:color w:val="B3651F"/>
-                <w:sz w:val="15"/>
-                <w:szCs w:val="15"/>
-              </w:rPr>
-              <w:t xml:space="preserve">docs/spec/</w:t>
+              <w:t xml:space="preserve">⚠️ superseded — cited 15× by current specs</w:t>
             </w:r>
           </w:p>
         </w:tc>
@@ -4755,7 +4746,7 @@
         </w:trPr>
         <w:tc>
           <w:tcPr>
-            <w:tcW w:type="dxa" w:w="3255"/>
+            <w:tcW w:type="dxa" w:w="2316"/>
             <w:shd w:fill="F7FAFB" w:val="clear"/>
             <w:tcMar>
               <w:top w:type="dxa" w:w="70"/>
@@ -4780,7 +4771,7 @@
         </w:tc>
         <w:tc>
           <w:tcPr>
-            <w:tcW w:type="dxa" w:w="1220"/>
+            <w:tcW w:type="dxa" w:w="964"/>
             <w:shd w:fill="F7FAFB" w:val="clear"/>
             <w:tcMar>
               <w:top w:type="dxa" w:w="70"/>
@@ -4805,7 +4796,7 @@
         </w:tc>
         <w:tc>
           <w:tcPr>
-            <w:tcW w:type="dxa" w:w="4885"/>
+            <w:tcW w:type="dxa" w:w="6080"/>
             <w:shd w:fill="F7FAFB" w:val="clear"/>
             <w:tcMar>
               <w:top w:type="dxa" w:w="70"/>
@@ -4824,16 +4815,7 @@
                 <w:sz w:val="17"/>
                 <w:szCs w:val="17"/>
               </w:rPr>
-              <w:t xml:space="preserve">superseded by </w:t>
-            </w:r>
-            <w:r>
-              <w:rPr>
-                <w:rFonts w:ascii="Consolas" w:cs="Consolas" w:eastAsia="Consolas" w:hAnsi="Consolas"/>
-                <w:color w:val="B3651F"/>
-                <w:sz w:val="15"/>
-                <w:szCs w:val="15"/>
-              </w:rPr>
-              <w:t xml:space="preserve">docs/spec/</w:t>
+              <w:t xml:space="preserve">⚠️ superseded — historical record</w:t>
             </w:r>
           </w:p>
         </w:tc>
@@ -4864,7 +4846,7 @@
           <w:sz w:val="20"/>
           <w:szCs w:val="20"/>
         </w:rPr>
-        <w:t xml:space="preserve"> They are the earlier exploratory design work, kept</w:t>
+        <w:t xml:space="preserve"> Both now open with a SUPERSEDED banner saying so,</w:t>
       </w:r>
     </w:p>
     <w:p>
@@ -4877,7 +4859,7 @@
           <w:sz w:val="20"/>
           <w:szCs w:val="20"/>
         </w:rPr>
-        <w:t xml:space="preserve">for history. They are also the two longest documents in the repository, which</w:t>
+        <w:t xml:space="preserve">in the markdown and the Word versions.</w:t>
       </w:r>
     </w:p>
     <w:p>
@@ -4890,7 +4872,7 @@
           <w:sz w:val="20"/>
           <w:szCs w:val="20"/>
         </w:rPr>
-        <w:t xml:space="preserve">makes them a trap — 23,000 words that will confidently tell you something the</w:t>
+        <w:t xml:space="preserve">They are kept rather than deleted for two concrete reasons: the current</w:t>
       </w:r>
     </w:p>
     <w:p>
@@ -4903,7 +4885,38 @@
           <w:sz w:val="20"/>
           <w:szCs w:val="20"/>
         </w:rPr>
-        <w:t xml:space="preserve">current specification has since changed. </w:t>
+        <w:t xml:space="preserve">specifications still </w:t>
+      </w:r>
+      <w:r>
+        <w:rPr>
+          <w:b/>
+          <w:bCs/>
+          <w:color w:val="13272F"/>
+          <w:sz w:val="20"/>
+          <w:szCs w:val="20"/>
+        </w:rPr>
+        <w:t xml:space="preserve">cite `PLATFORM_SPEC` 15 times</w:t>
+      </w:r>
+      <w:r>
+        <w:rPr>
+          <w:color w:val="13272F"/>
+          <w:sz w:val="20"/>
+          <w:szCs w:val="20"/>
+        </w:rPr>
+        <w:t xml:space="preserve"> for detail not carried</w:t>
+      </w:r>
+    </w:p>
+    <w:p>
+      <w:pPr>
+        <w:spacing w:after="120" w:before="60" w:line="300"/>
+      </w:pPr>
+      <w:r>
+        <w:rPr>
+          <w:color w:val="13272F"/>
+          <w:sz w:val="20"/>
+          <w:szCs w:val="20"/>
+        </w:rPr>
+        <w:t xml:space="preserve">forward (DATA_MODEL, BUILD_PLAN, TECH_SPEC, UX_SPEC), and </w:t>
       </w:r>
       <w:r>
         <w:rPr>
@@ -4912,7 +4925,7 @@
           <w:sz w:val="18"/>
           <w:szCs w:val="18"/>
         </w:rPr>
-        <w:t xml:space="preserve">TECH_SPEC.md</w:t>
+        <w:t xml:space="preserve">TECH_SPEC</w:t>
       </w:r>
       <w:r>
         <w:rPr>
@@ -4920,7 +4933,76 @@
           <w:sz w:val="20"/>
           <w:szCs w:val="20"/>
         </w:rPr>
-        <w:t xml:space="preserve"> replaced them.</w:t>
+        <w:t xml:space="preserve"> §1.2</w:t>
+      </w:r>
+    </w:p>
+    <w:p>
+      <w:pPr>
+        <w:spacing w:after="120" w:before="60" w:line="300"/>
+      </w:pPr>
+      <w:r>
+        <w:rPr>
+          <w:color w:val="13272F"/>
+          <w:sz w:val="20"/>
+          <w:szCs w:val="20"/>
+        </w:rPr>
+        <w:t xml:space="preserve">keeps them deliberately as the record of how the design evolved — which is what</w:t>
+      </w:r>
+    </w:p>
+    <w:p>
+      <w:pPr>
+        <w:spacing w:after="120" w:before="60" w:line="300"/>
+      </w:pPr>
+      <w:r>
+        <w:rPr>
+          <w:color w:val="13272F"/>
+          <w:sz w:val="20"/>
+          <w:szCs w:val="20"/>
+        </w:rPr>
+        <w:t xml:space="preserve">makes the frontend reversal in </w:t>
+      </w:r>
+      <w:r>
+        <w:rPr>
+          <w:rFonts w:ascii="Consolas" w:cs="Consolas" w:eastAsia="Consolas" w:hAnsi="Consolas"/>
+          <w:color w:val="B3651F"/>
+          <w:sz w:val="18"/>
+          <w:szCs w:val="18"/>
+        </w:rPr>
+        <w:t xml:space="preserve">ADR-0006</w:t>
+      </w:r>
+      <w:r>
+        <w:rPr>
+          <w:color w:val="13272F"/>
+          <w:sz w:val="20"/>
+          <w:szCs w:val="20"/>
+        </w:rPr>
+        <w:t xml:space="preserve"> legible.</w:t>
+      </w:r>
+    </w:p>
+    <w:p>
+      <w:pPr>
+        <w:spacing w:after="120" w:before="60" w:line="300"/>
+      </w:pPr>
+      <w:r>
+        <w:rPr>
+          <w:color w:val="13272F"/>
+          <w:sz w:val="20"/>
+          <w:szCs w:val="20"/>
+        </w:rPr>
+        <w:t xml:space="preserve">Deleting them would break 15 live cross-references and lose the reasoning</w:t>
+      </w:r>
+    </w:p>
+    <w:p>
+      <w:pPr>
+        <w:spacing w:after="120" w:before="60" w:line="300"/>
+      </w:pPr>
+      <w:r>
+        <w:rPr>
+          <w:color w:val="13272F"/>
+          <w:sz w:val="20"/>
+          <w:szCs w:val="20"/>
+        </w:rPr>
+        <w:t xml:space="preserve">behind a decision that was reversed.</w:t>
       </w:r>
     </w:p>
     <w:p>
@@ -6987,8 +7069,8 @@
         </w:tblBorders>
       </w:tblPr>
       <w:tblGrid>
-        <w:gridCol w:w="2016"/>
-        <w:gridCol w:w="7344"/>
+        <w:gridCol w:w="1541"/>
+        <w:gridCol w:w="7819"/>
       </w:tblGrid>
       <w:tr>
         <w:trPr>
@@ -6996,7 +7078,7 @@
         </w:trPr>
         <w:tc>
           <w:tcPr>
-            <w:tcW w:type="dxa" w:w="2016"/>
+            <w:tcW w:type="dxa" w:w="1541"/>
             <w:shd w:fill="13272F" w:val="clear"/>
             <w:tcMar>
               <w:top w:type="dxa" w:w="70"/>
@@ -7023,7 +7105,7 @@
         </w:tc>
         <w:tc>
           <w:tcPr>
-            <w:tcW w:type="dxa" w:w="7344"/>
+            <w:tcW w:type="dxa" w:w="7819"/>
             <w:shd w:fill="13272F" w:val="clear"/>
             <w:tcMar>
               <w:top w:type="dxa" w:w="70"/>
@@ -7055,7 +7137,7 @@
         </w:trPr>
         <w:tc>
           <w:tcPr>
-            <w:tcW w:type="dxa" w:w="2016"/>
+            <w:tcW w:type="dxa" w:w="1541"/>
             <w:shd w:fill="FFFFFF" w:val="clear"/>
             <w:tcMar>
               <w:top w:type="dxa" w:w="70"/>
@@ -7082,7 +7164,7 @@
         </w:tc>
         <w:tc>
           <w:tcPr>
-            <w:tcW w:type="dxa" w:w="7344"/>
+            <w:tcW w:type="dxa" w:w="7819"/>
             <w:shd w:fill="FFFFFF" w:val="clear"/>
             <w:tcMar>
               <w:top w:type="dxa" w:w="70"/>
@@ -7138,7 +7220,7 @@
         </w:trPr>
         <w:tc>
           <w:tcPr>
-            <w:tcW w:type="dxa" w:w="2016"/>
+            <w:tcW w:type="dxa" w:w="1541"/>
             <w:shd w:fill="F7FAFB" w:val="clear"/>
             <w:tcMar>
               <w:top w:type="dxa" w:w="70"/>
@@ -7165,7 +7247,7 @@
         </w:tc>
         <w:tc>
           <w:tcPr>
-            <w:tcW w:type="dxa" w:w="7344"/>
+            <w:tcW w:type="dxa" w:w="7819"/>
             <w:shd w:fill="F7FAFB" w:val="clear"/>
             <w:tcMar>
               <w:top w:type="dxa" w:w="70"/>
@@ -7195,7 +7277,7 @@
         </w:trPr>
         <w:tc>
           <w:tcPr>
-            <w:tcW w:type="dxa" w:w="2016"/>
+            <w:tcW w:type="dxa" w:w="1541"/>
             <w:shd w:fill="FFFFFF" w:val="clear"/>
             <w:tcMar>
               <w:top w:type="dxa" w:w="70"/>
@@ -7216,13 +7298,13 @@
                 <w:sz w:val="17"/>
                 <w:szCs w:val="17"/>
               </w:rPr>
-              <w:t xml:space="preserve">`docs/design/` is 23,000 misleading words</w:t>
-            </w:r>
-          </w:p>
-        </w:tc>
-        <w:tc>
-          <w:tcPr>
-            <w:tcW w:type="dxa" w:w="7344"/>
+              <w:t xml:space="preserve">Phases 5–7 are not itemised</w:t>
+            </w:r>
+          </w:p>
+        </w:tc>
+        <w:tc>
+          <w:tcPr>
+            <w:tcW w:type="dxa" w:w="7819"/>
             <w:shd w:fill="FFFFFF" w:val="clear"/>
             <w:tcMar>
               <w:top w:type="dxa" w:w="70"/>
@@ -7237,11 +7319,20 @@
             </w:pPr>
             <w:r>
               <w:rPr>
-                <w:color w:val="13272F"/>
-                <w:sz w:val="17"/>
-                <w:szCs w:val="17"/>
-              </w:rPr>
-              <w:t xml:space="preserve">Superseded but still present. Worth an explicit "SUPERSEDED" banner at the top of each file</w:t>
+                <w:rFonts w:ascii="Consolas" w:cs="Consolas" w:eastAsia="Consolas" w:hAnsi="Consolas"/>
+                <w:color w:val="B3651F"/>
+                <w:sz w:val="15"/>
+                <w:szCs w:val="15"/>
+              </w:rPr>
+              <w:t xml:space="preserve">BUILD_PLAN</w:t>
+            </w:r>
+            <w:r>
+              <w:rPr>
+                <w:color w:val="13272F"/>
+                <w:sz w:val="17"/>
+                <w:szCs w:val="17"/>
+              </w:rPr>
+              <w:t xml:space="preserve"> §9 summarises them as prose. 53 further days of work with no task breakdown yet</w:t>
             </w:r>
           </w:p>
         </w:tc>
@@ -7252,7 +7343,7 @@
         </w:trPr>
         <w:tc>
           <w:tcPr>
-            <w:tcW w:type="dxa" w:w="2016"/>
+            <w:tcW w:type="dxa" w:w="1541"/>
             <w:shd w:fill="F7FAFB" w:val="clear"/>
             <w:tcMar>
               <w:top w:type="dxa" w:w="70"/>
@@ -7273,80 +7364,14 @@
                 <w:sz w:val="17"/>
                 <w:szCs w:val="17"/>
               </w:rPr>
-              <w:t xml:space="preserve">Phases 5–7 are not itemised</w:t>
-            </w:r>
-          </w:p>
-        </w:tc>
-        <w:tc>
-          <w:tcPr>
-            <w:tcW w:type="dxa" w:w="7344"/>
+              <w:t xml:space="preserve">8 open product decisions</w:t>
+            </w:r>
+          </w:p>
+        </w:tc>
+        <w:tc>
+          <w:tcPr>
+            <w:tcW w:type="dxa" w:w="7819"/>
             <w:shd w:fill="F7FAFB" w:val="clear"/>
-            <w:tcMar>
-              <w:top w:type="dxa" w:w="70"/>
-              <w:left w:type="dxa" w:w="110"/>
-              <w:bottom w:type="dxa" w:w="70"/>
-              <w:right w:type="dxa" w:w="110"/>
-            </w:tcMar>
-          </w:tcPr>
-          <w:p>
-            <w:pPr>
-              <w:spacing w:after="0" w:before="0"/>
-            </w:pPr>
-            <w:r>
-              <w:rPr>
-                <w:rFonts w:ascii="Consolas" w:cs="Consolas" w:eastAsia="Consolas" w:hAnsi="Consolas"/>
-                <w:color w:val="B3651F"/>
-                <w:sz w:val="15"/>
-                <w:szCs w:val="15"/>
-              </w:rPr>
-              <w:t xml:space="preserve">BUILD_PLAN</w:t>
-            </w:r>
-            <w:r>
-              <w:rPr>
-                <w:color w:val="13272F"/>
-                <w:sz w:val="17"/>
-                <w:szCs w:val="17"/>
-              </w:rPr>
-              <w:t xml:space="preserve"> §9 summarises them as prose. 53 further days of work with no task breakdown yet</w:t>
-            </w:r>
-          </w:p>
-        </w:tc>
-      </w:tr>
-      <w:tr>
-        <w:trPr>
-          <w:tblHeader w:val="false"/>
-        </w:trPr>
-        <w:tc>
-          <w:tcPr>
-            <w:tcW w:type="dxa" w:w="2016"/>
-            <w:shd w:fill="FFFFFF" w:val="clear"/>
-            <w:tcMar>
-              <w:top w:type="dxa" w:w="70"/>
-              <w:left w:type="dxa" w:w="110"/>
-              <w:bottom w:type="dxa" w:w="70"/>
-              <w:right w:type="dxa" w:w="110"/>
-            </w:tcMar>
-          </w:tcPr>
-          <w:p>
-            <w:pPr>
-              <w:spacing w:after="0" w:before="0"/>
-            </w:pPr>
-            <w:r>
-              <w:rPr>
-                <w:b/>
-                <w:bCs/>
-                <w:color w:val="13272F"/>
-                <w:sz w:val="17"/>
-                <w:szCs w:val="17"/>
-              </w:rPr>
-              <w:t xml:space="preserve">8 open product decisions</w:t>
-            </w:r>
-          </w:p>
-        </w:tc>
-        <w:tc>
-          <w:tcPr>
-            <w:tcW w:type="dxa" w:w="7344"/>
-            <w:shd w:fill="FFFFFF" w:val="clear"/>
             <w:tcMar>
               <w:top w:type="dxa" w:w="70"/>
               <w:left w:type="dxa" w:w="110"/>

--- a/docs/VPSim_Project_Map.docx
+++ b/docs/VPSim_Project_Map.docx
@@ -4321,11 +4321,13 @@
             </w:pPr>
             <w:r>
               <w:rPr>
-                <w:color w:val="13272F"/>
-                <w:sz w:val="17"/>
-                <w:szCs w:val="17"/>
-              </w:rPr>
-              <w:t xml:space="preserve">AI_BUILD_PROMPT.md</w:t>
+                <w:b/>
+                <w:bCs/>
+                <w:color w:val="13272F"/>
+                <w:sz w:val="17"/>
+                <w:szCs w:val="17"/>
+              </w:rPr>
+              <w:t xml:space="preserve">WINDOWS_SETUP.md</w:t>
             </w:r>
           </w:p>
         </w:tc>
@@ -4346,11 +4348,13 @@
             </w:pPr>
             <w:r>
               <w:rPr>
-                <w:color w:val="13272F"/>
-                <w:sz w:val="17"/>
-                <w:szCs w:val="17"/>
-              </w:rPr>
-              <w:t xml:space="preserve">The reusable brief for working with an AI on a project: spec first, one task at a time, stop and report</w:t>
+                <w:b/>
+                <w:bCs/>
+                <w:color w:val="13272F"/>
+                <w:sz w:val="17"/>
+                <w:szCs w:val="17"/>
+              </w:rPr>
+              <w:t xml:space="preserve">Yogesh's onboarding — install, configure, and the PR workflow now that `main` is protected</w:t>
             </w:r>
           </w:p>
         </w:tc>
@@ -4380,7 +4384,7 @@
                 <w:sz w:val="17"/>
                 <w:szCs w:val="17"/>
               </w:rPr>
-              <w:t xml:space="preserve">USAGE.md</w:t>
+              <w:t xml:space="preserve">AI_BUILD_PROMPT.md</w:t>
             </w:r>
           </w:p>
         </w:tc>
@@ -4388,6 +4392,61 @@
           <w:tcPr>
             <w:tcW w:type="dxa" w:w="7956"/>
             <w:shd w:fill="FFFFFF" w:val="clear"/>
+            <w:tcMar>
+              <w:top w:type="dxa" w:w="70"/>
+              <w:left w:type="dxa" w:w="110"/>
+              <w:bottom w:type="dxa" w:w="70"/>
+              <w:right w:type="dxa" w:w="110"/>
+            </w:tcMar>
+          </w:tcPr>
+          <w:p>
+            <w:pPr>
+              <w:spacing w:after="0" w:before="0"/>
+            </w:pPr>
+            <w:r>
+              <w:rPr>
+                <w:color w:val="13272F"/>
+                <w:sz w:val="17"/>
+                <w:szCs w:val="17"/>
+              </w:rPr>
+              <w:t xml:space="preserve">The reusable brief for working with an AI on a project: spec first, one task at a time, stop and report</w:t>
+            </w:r>
+          </w:p>
+        </w:tc>
+      </w:tr>
+      <w:tr>
+        <w:trPr>
+          <w:tblHeader w:val="false"/>
+        </w:trPr>
+        <w:tc>
+          <w:tcPr>
+            <w:tcW w:type="dxa" w:w="1404"/>
+            <w:shd w:fill="F7FAFB" w:val="clear"/>
+            <w:tcMar>
+              <w:top w:type="dxa" w:w="70"/>
+              <w:left w:type="dxa" w:w="110"/>
+              <w:bottom w:type="dxa" w:w="70"/>
+              <w:right w:type="dxa" w:w="110"/>
+            </w:tcMar>
+          </w:tcPr>
+          <w:p>
+            <w:pPr>
+              <w:spacing w:after="0" w:before="0"/>
+            </w:pPr>
+            <w:r>
+              <w:rPr>
+                <w:color w:val="13272F"/>
+                <w:sz w:val="17"/>
+                <w:szCs w:val="17"/>
+              </w:rPr>
+              <w:t xml:space="preserve">USAGE.md</w:t>
+            </w:r>
+          </w:p>
+        </w:tc>
+        <w:tc>
+          <w:tcPr>
+            <w:tcW w:type="dxa" w:w="7956"/>
+            <w:shd w:fill="F7FAFB" w:val="clear"/>
             <w:tcMar>
               <w:top w:type="dxa" w:w="70"/>
               <w:left w:type="dxa" w:w="110"/>
